--- a/results/supplement/Table_S3.docx
+++ b/results/supplement/Table_S3.docx
@@ -77,7 +77,7 @@
               <w:jc w:val="center"/>
             </w:pPr>
             <w:r>
-              <w:t>0.0</w:t>
+              <w:t>14.8</w:t>
             </w:r>
           </w:p>
         </w:tc>
@@ -112,7 +112,7 @@
               <w:jc w:val="center"/>
             </w:pPr>
             <w:r>
-              <w:t>0.0</w:t>
+              <w:t>6.2</w:t>
             </w:r>
           </w:p>
         </w:tc>
@@ -147,7 +147,7 @@
               <w:jc w:val="center"/>
             </w:pPr>
             <w:r>
-              <w:t>0.0</w:t>
+              <w:t>5.0</w:t>
             </w:r>
           </w:p>
         </w:tc>
@@ -182,7 +182,7 @@
               <w:jc w:val="center"/>
             </w:pPr>
             <w:r>
-              <w:t>0.0</w:t>
+              <w:t>12.4</w:t>
             </w:r>
           </w:p>
         </w:tc>
@@ -217,7 +217,7 @@
               <w:jc w:val="center"/>
             </w:pPr>
             <w:r>
-              <w:t>0.0</w:t>
+              <w:t>5.3</w:t>
             </w:r>
           </w:p>
         </w:tc>
@@ -252,7 +252,7 @@
               <w:jc w:val="center"/>
             </w:pPr>
             <w:r>
-              <w:t>0.0</w:t>
+              <w:t>25.5</w:t>
             </w:r>
           </w:p>
         </w:tc>
@@ -287,7 +287,7 @@
               <w:jc w:val="center"/>
             </w:pPr>
             <w:r>
-              <w:t>0.0</w:t>
+              <w:t>2.4</w:t>
             </w:r>
           </w:p>
         </w:tc>
@@ -322,7 +322,7 @@
               <w:jc w:val="center"/>
             </w:pPr>
             <w:r>
-              <w:t>0.0</w:t>
+              <w:t>13.0</w:t>
             </w:r>
           </w:p>
         </w:tc>

--- a/results/supplement/Table_S3.docx
+++ b/results/supplement/Table_S3.docx
@@ -31,7 +31,7 @@
               <w:jc w:val="center"/>
             </w:pPr>
             <w:r>
-              <w:t>Median power &amp;gt;= 80% (%)</w:t>
+              <w:t>No. of meta-analyses</w:t>
             </w:r>
           </w:p>
         </w:tc>
@@ -55,7 +55,7 @@
               <w:jc w:val="left"/>
             </w:pPr>
             <w:r>
-              <w:t>Ecology</w:t>
+              <w:t>All meta-analyses</w:t>
             </w:r>
           </w:p>
         </w:tc>
@@ -66,7 +66,7 @@
               <w:jc w:val="center"/>
             </w:pPr>
             <w:r>
-              <w:t>18.5</w:t>
+              <w:t>708</w:t>
             </w:r>
           </w:p>
         </w:tc>
@@ -77,7 +77,7 @@
               <w:jc w:val="center"/>
             </w:pPr>
             <w:r>
-              <w:t>15.4</w:t>
+              <w:t>15.7</w:t>
             </w:r>
           </w:p>
         </w:tc>
@@ -90,7 +90,7 @@
               <w:jc w:val="left"/>
             </w:pPr>
             <w:r>
-              <w:t>Environmental Chemistry</w:t>
+              <w:t>Ecology</w:t>
             </w:r>
           </w:p>
         </w:tc>
@@ -101,7 +101,7 @@
               <w:jc w:val="center"/>
             </w:pPr>
             <w:r>
-              <w:t>6.2</w:t>
+              <w:t>162</w:t>
             </w:r>
           </w:p>
         </w:tc>
@@ -112,7 +112,7 @@
               <w:jc w:val="center"/>
             </w:pPr>
             <w:r>
-              <w:t>20.0</w:t>
+              <w:t>15.4</w:t>
             </w:r>
           </w:p>
         </w:tc>
@@ -125,7 +125,7 @@
               <w:jc w:val="left"/>
             </w:pPr>
             <w:r>
-              <w:t>Environmental Engineering</w:t>
+              <w:t>Environmental Chemistry</w:t>
             </w:r>
           </w:p>
         </w:tc>
@@ -136,7 +136,7 @@
               <w:jc w:val="center"/>
             </w:pPr>
             <w:r>
-              <w:t>37.5</w:t>
+              <w:t>65</w:t>
             </w:r>
           </w:p>
         </w:tc>
@@ -147,7 +147,7 @@
               <w:jc w:val="center"/>
             </w:pPr>
             <w:r>
-              <w:t>7.5</w:t>
+              <w:t>20.0</w:t>
             </w:r>
           </w:p>
         </w:tc>
@@ -160,7 +160,7 @@
               <w:jc w:val="left"/>
             </w:pPr>
             <w:r>
-              <w:t>Health, Toxicology and Mutagenesis</w:t>
+              <w:t>Environmental Engineering</w:t>
             </w:r>
           </w:p>
         </w:tc>
@@ -171,7 +171,7 @@
               <w:jc w:val="center"/>
             </w:pPr>
             <w:r>
-              <w:t>8.5</w:t>
+              <w:t>40</w:t>
             </w:r>
           </w:p>
         </w:tc>
@@ -182,7 +182,7 @@
               <w:jc w:val="center"/>
             </w:pPr>
             <w:r>
-              <w:t>15.9</w:t>
+              <w:t>7.5</w:t>
             </w:r>
           </w:p>
         </w:tc>
@@ -195,7 +195,7 @@
               <w:jc w:val="left"/>
             </w:pPr>
             <w:r>
-              <w:t>Management, Monitoring, Policy and Law</w:t>
+              <w:t>Health, Toxicology and Mutagenesis</w:t>
             </w:r>
           </w:p>
         </w:tc>
@@ -206,7 +206,7 @@
               <w:jc w:val="center"/>
             </w:pPr>
             <w:r>
-              <w:t>0.0</w:t>
+              <w:t>283</w:t>
             </w:r>
           </w:p>
         </w:tc>
@@ -217,7 +217,7 @@
               <w:jc w:val="center"/>
             </w:pPr>
             <w:r>
-              <w:t>5.3</w:t>
+              <w:t>15.9</w:t>
             </w:r>
           </w:p>
         </w:tc>
@@ -230,7 +230,7 @@
               <w:jc w:val="left"/>
             </w:pPr>
             <w:r>
-              <w:t>Nature and Landscape Conservation</w:t>
+              <w:t>Management, Monitoring, Policy and Law</w:t>
             </w:r>
           </w:p>
         </w:tc>
@@ -241,7 +241,7 @@
               <w:jc w:val="center"/>
             </w:pPr>
             <w:r>
-              <w:t>5.1</w:t>
+              <w:t>19</w:t>
             </w:r>
           </w:p>
         </w:tc>
@@ -252,7 +252,7 @@
               <w:jc w:val="center"/>
             </w:pPr>
             <w:r>
-              <w:t>22.4</w:t>
+              <w:t>5.3</w:t>
             </w:r>
           </w:p>
         </w:tc>
@@ -265,7 +265,7 @@
               <w:jc w:val="left"/>
             </w:pPr>
             <w:r>
-              <w:t>Water Science and Technology</w:t>
+              <w:t>Nature and Landscape Conservation</w:t>
             </w:r>
           </w:p>
         </w:tc>
@@ -276,7 +276,7 @@
               <w:jc w:val="center"/>
             </w:pPr>
             <w:r>
-              <w:t>22.0</w:t>
+              <w:t>98</w:t>
             </w:r>
           </w:p>
         </w:tc>
@@ -287,7 +287,7 @@
               <w:jc w:val="center"/>
             </w:pPr>
             <w:r>
-              <w:t>4.9</w:t>
+              <w:t>22.4</w:t>
             </w:r>
           </w:p>
         </w:tc>
@@ -300,7 +300,7 @@
               <w:jc w:val="left"/>
             </w:pPr>
             <w:r>
-              <w:t>All meta-analyses</w:t>
+              <w:t>Water Science and Technology</w:t>
             </w:r>
           </w:p>
         </w:tc>
@@ -311,7 +311,7 @@
               <w:jc w:val="center"/>
             </w:pPr>
             <w:r>
-              <w:t>12.3</w:t>
+              <w:t>41</w:t>
             </w:r>
           </w:p>
         </w:tc>
@@ -322,7 +322,7 @@
               <w:jc w:val="center"/>
             </w:pPr>
             <w:r>
-              <w:t>15.7</w:t>
+              <w:t>4.9</w:t>
             </w:r>
           </w:p>
         </w:tc>

--- a/results/supplement/Table_S3.docx
+++ b/results/supplement/Table_S3.docx
@@ -42,7 +42,73 @@
               <w:jc w:val="center"/>
             </w:pPr>
             <w:r>
-              <w:t>Small-study effects (%)</w:t>
+              <w:t>No. of primary estimates</w:t>
+            </w:r>
+          </w:p>
+        </w:tc>
+        <w:tc>
+          <w:p>
+            <w:pPr>
+              <w:pStyle w:val="Normal"/>
+              <w:jc w:val="center"/>
+            </w:pPr>
+            <w:r>
+              <w:t>Median of medians</w:t>
+            </w:r>
+          </w:p>
+        </w:tc>
+        <w:tc>
+          <w:p>
+            <w:pPr>
+              <w:pStyle w:val="Normal"/>
+              <w:jc w:val="center"/>
+            </w:pPr>
+            <w:r>
+              <w:t>Median</w:t>
+            </w:r>
+          </w:p>
+        </w:tc>
+        <w:tc>
+          <w:p>
+            <w:pPr>
+              <w:pStyle w:val="Normal"/>
+              <w:jc w:val="center"/>
+            </w:pPr>
+            <w:r>
+              <w:t>Mean</w:t>
+            </w:r>
+          </w:p>
+        </w:tc>
+        <w:tc>
+          <w:p>
+            <w:pPr>
+              <w:pStyle w:val="Normal"/>
+              <w:jc w:val="center"/>
+            </w:pPr>
+            <w:r>
+              <w:t>Q25</w:t>
+            </w:r>
+          </w:p>
+        </w:tc>
+        <w:tc>
+          <w:p>
+            <w:pPr>
+              <w:pStyle w:val="Normal"/>
+              <w:jc w:val="center"/>
+            </w:pPr>
+            <w:r>
+              <w:t>Q75</w:t>
+            </w:r>
+          </w:p>
+        </w:tc>
+        <w:tc>
+          <w:p>
+            <w:pPr>
+              <w:pStyle w:val="Normal"/>
+              <w:jc w:val="center"/>
+            </w:pPr>
+            <w:r>
+              <w:t>SAPE</w:t>
             </w:r>
           </w:p>
         </w:tc>
@@ -77,7 +143,73 @@
               <w:jc w:val="center"/>
             </w:pPr>
             <w:r>
-              <w:t>15.7</w:t>
+              <w:t>63823</w:t>
+            </w:r>
+          </w:p>
+        </w:tc>
+        <w:tc>
+          <w:p>
+            <w:pPr>
+              <w:pStyle w:val="Normal"/>
+              <w:jc w:val="center"/>
+            </w:pPr>
+            <w:r>
+              <w:t>0.30</w:t>
+            </w:r>
+          </w:p>
+        </w:tc>
+        <w:tc>
+          <w:p>
+            <w:pPr>
+              <w:pStyle w:val="Normal"/>
+              <w:jc w:val="center"/>
+            </w:pPr>
+            <w:r>
+              <w:t>0.46</w:t>
+            </w:r>
+          </w:p>
+        </w:tc>
+        <w:tc>
+          <w:p>
+            <w:pPr>
+              <w:pStyle w:val="Normal"/>
+              <w:jc w:val="center"/>
+            </w:pPr>
+            <w:r>
+              <w:t>0.52</w:t>
+            </w:r>
+          </w:p>
+        </w:tc>
+        <w:tc>
+          <w:p>
+            <w:pPr>
+              <w:pStyle w:val="Normal"/>
+              <w:jc w:val="center"/>
+            </w:pPr>
+            <w:r>
+              <w:t>0.12</w:t>
+            </w:r>
+          </w:p>
+        </w:tc>
+        <w:tc>
+          <w:p>
+            <w:pPr>
+              <w:pStyle w:val="Normal"/>
+              <w:jc w:val="center"/>
+            </w:pPr>
+            <w:r>
+              <w:t>0.99</w:t>
+            </w:r>
+          </w:p>
+        </w:tc>
+        <w:tc>
+          <w:p>
+            <w:pPr>
+              <w:pStyle w:val="Normal"/>
+              <w:jc w:val="center"/>
+            </w:pPr>
+            <w:r>
+              <w:t>0.36</w:t>
             </w:r>
           </w:p>
         </w:tc>
@@ -112,7 +244,73 @@
               <w:jc w:val="center"/>
             </w:pPr>
             <w:r>
-              <w:t>15.4</w:t>
+              <w:t>20032</w:t>
+            </w:r>
+          </w:p>
+        </w:tc>
+        <w:tc>
+          <w:p>
+            <w:pPr>
+              <w:pStyle w:val="Normal"/>
+              <w:jc w:val="center"/>
+            </w:pPr>
+            <w:r>
+              <w:t>0.30</w:t>
+            </w:r>
+          </w:p>
+        </w:tc>
+        <w:tc>
+          <w:p>
+            <w:pPr>
+              <w:pStyle w:val="Normal"/>
+              <w:jc w:val="center"/>
+            </w:pPr>
+            <w:r>
+              <w:t>0.39</w:t>
+            </w:r>
+          </w:p>
+        </w:tc>
+        <w:tc>
+          <w:p>
+            <w:pPr>
+              <w:pStyle w:val="Normal"/>
+              <w:jc w:val="center"/>
+            </w:pPr>
+            <w:r>
+              <w:t>0.49</w:t>
+            </w:r>
+          </w:p>
+        </w:tc>
+        <w:tc>
+          <w:p>
+            <w:pPr>
+              <w:pStyle w:val="Normal"/>
+              <w:jc w:val="center"/>
+            </w:pPr>
+            <w:r>
+              <w:t>0.09</w:t>
+            </w:r>
+          </w:p>
+        </w:tc>
+        <w:tc>
+          <w:p>
+            <w:pPr>
+              <w:pStyle w:val="Normal"/>
+              <w:jc w:val="center"/>
+            </w:pPr>
+            <w:r>
+              <w:t>0.97</w:t>
+            </w:r>
+          </w:p>
+        </w:tc>
+        <w:tc>
+          <w:p>
+            <w:pPr>
+              <w:pStyle w:val="Normal"/>
+              <w:jc w:val="center"/>
+            </w:pPr>
+            <w:r>
+              <w:t>0.34</w:t>
             </w:r>
           </w:p>
         </w:tc>
@@ -147,7 +345,73 @@
               <w:jc w:val="center"/>
             </w:pPr>
             <w:r>
-              <w:t>20.0</w:t>
+              <w:t>8523</w:t>
+            </w:r>
+          </w:p>
+        </w:tc>
+        <w:tc>
+          <w:p>
+            <w:pPr>
+              <w:pStyle w:val="Normal"/>
+              <w:jc w:val="center"/>
+            </w:pPr>
+            <w:r>
+              <w:t>0.25</w:t>
+            </w:r>
+          </w:p>
+        </w:tc>
+        <w:tc>
+          <w:p>
+            <w:pPr>
+              <w:pStyle w:val="Normal"/>
+              <w:jc w:val="center"/>
+            </w:pPr>
+            <w:r>
+              <w:t>0.22</w:t>
+            </w:r>
+          </w:p>
+        </w:tc>
+        <w:tc>
+          <w:p>
+            <w:pPr>
+              <w:pStyle w:val="Normal"/>
+              <w:jc w:val="center"/>
+            </w:pPr>
+            <w:r>
+              <w:t>0.39</w:t>
+            </w:r>
+          </w:p>
+        </w:tc>
+        <w:tc>
+          <w:p>
+            <w:pPr>
+              <w:pStyle w:val="Normal"/>
+              <w:jc w:val="center"/>
+            </w:pPr>
+            <w:r>
+              <w:t>0.11</w:t>
+            </w:r>
+          </w:p>
+        </w:tc>
+        <w:tc>
+          <w:p>
+            <w:pPr>
+              <w:pStyle w:val="Normal"/>
+              <w:jc w:val="center"/>
+            </w:pPr>
+            <w:r>
+              <w:t>0.70</w:t>
+            </w:r>
+          </w:p>
+        </w:tc>
+        <w:tc>
+          <w:p>
+            <w:pPr>
+              <w:pStyle w:val="Normal"/>
+              <w:jc w:val="center"/>
+            </w:pPr>
+            <w:r>
+              <w:t>0.22</w:t>
             </w:r>
           </w:p>
         </w:tc>
@@ -182,7 +446,73 @@
               <w:jc w:val="center"/>
             </w:pPr>
             <w:r>
-              <w:t>7.5</w:t>
+              <w:t>12217</w:t>
+            </w:r>
+          </w:p>
+        </w:tc>
+        <w:tc>
+          <w:p>
+            <w:pPr>
+              <w:pStyle w:val="Normal"/>
+              <w:jc w:val="center"/>
+            </w:pPr>
+            <w:r>
+              <w:t>0.71</w:t>
+            </w:r>
+          </w:p>
+        </w:tc>
+        <w:tc>
+          <w:p>
+            <w:pPr>
+              <w:pStyle w:val="Normal"/>
+              <w:jc w:val="center"/>
+            </w:pPr>
+            <w:r>
+              <w:t>0.60</w:t>
+            </w:r>
+          </w:p>
+        </w:tc>
+        <w:tc>
+          <w:p>
+            <w:pPr>
+              <w:pStyle w:val="Normal"/>
+              <w:jc w:val="center"/>
+            </w:pPr>
+            <w:r>
+              <w:t>0.61</w:t>
+            </w:r>
+          </w:p>
+        </w:tc>
+        <w:tc>
+          <w:p>
+            <w:pPr>
+              <w:pStyle w:val="Normal"/>
+              <w:jc w:val="center"/>
+            </w:pPr>
+            <w:r>
+              <w:t>0.34</w:t>
+            </w:r>
+          </w:p>
+        </w:tc>
+        <w:tc>
+          <w:p>
+            <w:pPr>
+              <w:pStyle w:val="Normal"/>
+              <w:jc w:val="center"/>
+            </w:pPr>
+            <w:r>
+              <w:t>0.97</w:t>
+            </w:r>
+          </w:p>
+        </w:tc>
+        <w:tc>
+          <w:p>
+            <w:pPr>
+              <w:pStyle w:val="Normal"/>
+              <w:jc w:val="center"/>
+            </w:pPr>
+            <w:r>
+              <w:t>0.37</w:t>
             </w:r>
           </w:p>
         </w:tc>
@@ -217,7 +547,73 @@
               <w:jc w:val="center"/>
             </w:pPr>
             <w:r>
-              <w:t>15.9</w:t>
+              <w:t>8378</w:t>
+            </w:r>
+          </w:p>
+        </w:tc>
+        <w:tc>
+          <w:p>
+            <w:pPr>
+              <w:pStyle w:val="Normal"/>
+              <w:jc w:val="center"/>
+            </w:pPr>
+            <w:r>
+              <w:t>0.24</w:t>
+            </w:r>
+          </w:p>
+        </w:tc>
+        <w:tc>
+          <w:p>
+            <w:pPr>
+              <w:pStyle w:val="Normal"/>
+              <w:jc w:val="center"/>
+            </w:pPr>
+            <w:r>
+              <w:t>0.81</w:t>
+            </w:r>
+          </w:p>
+        </w:tc>
+        <w:tc>
+          <w:p>
+            <w:pPr>
+              <w:pStyle w:val="Normal"/>
+              <w:jc w:val="center"/>
+            </w:pPr>
+            <w:r>
+              <w:t>0.61</w:t>
+            </w:r>
+          </w:p>
+        </w:tc>
+        <w:tc>
+          <w:p>
+            <w:pPr>
+              <w:pStyle w:val="Normal"/>
+              <w:jc w:val="center"/>
+            </w:pPr>
+            <w:r>
+              <w:t>0.14</w:t>
+            </w:r>
+          </w:p>
+        </w:tc>
+        <w:tc>
+          <w:p>
+            <w:pPr>
+              <w:pStyle w:val="Normal"/>
+              <w:jc w:val="center"/>
+            </w:pPr>
+            <w:r>
+              <w:t>1.00</w:t>
+            </w:r>
+          </w:p>
+        </w:tc>
+        <w:tc>
+          <w:p>
+            <w:pPr>
+              <w:pStyle w:val="Normal"/>
+              <w:jc w:val="center"/>
+            </w:pPr>
+            <w:r>
+              <w:t>0.50</w:t>
             </w:r>
           </w:p>
         </w:tc>
@@ -252,7 +648,73 @@
               <w:jc w:val="center"/>
             </w:pPr>
             <w:r>
-              <w:t>5.3</w:t>
+              <w:t> 816</w:t>
+            </w:r>
+          </w:p>
+        </w:tc>
+        <w:tc>
+          <w:p>
+            <w:pPr>
+              <w:pStyle w:val="Normal"/>
+              <w:jc w:val="center"/>
+            </w:pPr>
+            <w:r>
+              <w:t>0.24</w:t>
+            </w:r>
+          </w:p>
+        </w:tc>
+        <w:tc>
+          <w:p>
+            <w:pPr>
+              <w:pStyle w:val="Normal"/>
+              <w:jc w:val="center"/>
+            </w:pPr>
+            <w:r>
+              <w:t>0.18</w:t>
+            </w:r>
+          </w:p>
+        </w:tc>
+        <w:tc>
+          <w:p>
+            <w:pPr>
+              <w:pStyle w:val="Normal"/>
+              <w:jc w:val="center"/>
+            </w:pPr>
+            <w:r>
+              <w:t>0.36</w:t>
+            </w:r>
+          </w:p>
+        </w:tc>
+        <w:tc>
+          <w:p>
+            <w:pPr>
+              <w:pStyle w:val="Normal"/>
+              <w:jc w:val="center"/>
+            </w:pPr>
+            <w:r>
+              <w:t>0.05</w:t>
+            </w:r>
+          </w:p>
+        </w:tc>
+        <w:tc>
+          <w:p>
+            <w:pPr>
+              <w:pStyle w:val="Normal"/>
+              <w:jc w:val="center"/>
+            </w:pPr>
+            <w:r>
+              <w:t>0.66</w:t>
+            </w:r>
+          </w:p>
+        </w:tc>
+        <w:tc>
+          <w:p>
+            <w:pPr>
+              <w:pStyle w:val="Normal"/>
+              <w:jc w:val="center"/>
+            </w:pPr>
+            <w:r>
+              <w:t>0.21</w:t>
             </w:r>
           </w:p>
         </w:tc>
@@ -287,7 +749,73 @@
               <w:jc w:val="center"/>
             </w:pPr>
             <w:r>
-              <w:t>22.4</w:t>
+              <w:t>13051</w:t>
+            </w:r>
+          </w:p>
+        </w:tc>
+        <w:tc>
+          <w:p>
+            <w:pPr>
+              <w:pStyle w:val="Normal"/>
+              <w:jc w:val="center"/>
+            </w:pPr>
+            <w:r>
+              <w:t>0.25</w:t>
+            </w:r>
+          </w:p>
+        </w:tc>
+        <w:tc>
+          <w:p>
+            <w:pPr>
+              <w:pStyle w:val="Normal"/>
+              <w:jc w:val="center"/>
+            </w:pPr>
+            <w:r>
+              <w:t>0.44</w:t>
+            </w:r>
+          </w:p>
+        </w:tc>
+        <w:tc>
+          <w:p>
+            <w:pPr>
+              <w:pStyle w:val="Normal"/>
+              <w:jc w:val="center"/>
+            </w:pPr>
+            <w:r>
+              <w:t>0.51</w:t>
+            </w:r>
+          </w:p>
+        </w:tc>
+        <w:tc>
+          <w:p>
+            <w:pPr>
+              <w:pStyle w:val="Normal"/>
+              <w:jc w:val="center"/>
+            </w:pPr>
+            <w:r>
+              <w:t>0.10</w:t>
+            </w:r>
+          </w:p>
+        </w:tc>
+        <w:tc>
+          <w:p>
+            <w:pPr>
+              <w:pStyle w:val="Normal"/>
+              <w:jc w:val="center"/>
+            </w:pPr>
+            <w:r>
+              <w:t>0.99</w:t>
+            </w:r>
+          </w:p>
+        </w:tc>
+        <w:tc>
+          <w:p>
+            <w:pPr>
+              <w:pStyle w:val="Normal"/>
+              <w:jc w:val="center"/>
+            </w:pPr>
+            <w:r>
+              <w:t>0.36</w:t>
             </w:r>
           </w:p>
         </w:tc>
@@ -322,7 +850,73 @@
               <w:jc w:val="center"/>
             </w:pPr>
             <w:r>
-              <w:t>4.9</w:t>
+              <w:t> 806</w:t>
+            </w:r>
+          </w:p>
+        </w:tc>
+        <w:tc>
+          <w:p>
+            <w:pPr>
+              <w:pStyle w:val="Normal"/>
+              <w:jc w:val="center"/>
+            </w:pPr>
+            <w:r>
+              <w:t>0.54</w:t>
+            </w:r>
+          </w:p>
+        </w:tc>
+        <w:tc>
+          <w:p>
+            <w:pPr>
+              <w:pStyle w:val="Normal"/>
+              <w:jc w:val="center"/>
+            </w:pPr>
+            <w:r>
+              <w:t>0.69</w:t>
+            </w:r>
+          </w:p>
+        </w:tc>
+        <w:tc>
+          <w:p>
+            <w:pPr>
+              <w:pStyle w:val="Normal"/>
+              <w:jc w:val="center"/>
+            </w:pPr>
+            <w:r>
+              <w:t>0.62</w:t>
+            </w:r>
+          </w:p>
+        </w:tc>
+        <w:tc>
+          <w:p>
+            <w:pPr>
+              <w:pStyle w:val="Normal"/>
+              <w:jc w:val="center"/>
+            </w:pPr>
+            <w:r>
+              <w:t>0.26</w:t>
+            </w:r>
+          </w:p>
+        </w:tc>
+        <w:tc>
+          <w:p>
+            <w:pPr>
+              <w:pStyle w:val="Normal"/>
+              <w:jc w:val="center"/>
+            </w:pPr>
+            <w:r>
+              <w:t>1.00</w:t>
+            </w:r>
+          </w:p>
+        </w:tc>
+        <w:tc>
+          <w:p>
+            <w:pPr>
+              <w:pStyle w:val="Normal"/>
+              <w:jc w:val="center"/>
+            </w:pPr>
+            <w:r>
+              <w:t>0.46</w:t>
             </w:r>
           </w:p>
         </w:tc>
